--- a/08_current/grant/live/02_Vision_and_Approach_REV4DT.docx
+++ b/08_current/grant/live/02_Vision_and_Approach_REV4DT.docx
@@ -3986,10 +3986,6 @@
     <w:p>
       <w:pPr>
         <w:pStyle w:val="Compact"/>
-        <w:numPr>
-          <w:ilvl w:val="0"/>
-          <w:numId w:val="4"/>
-        </w:numPr>
         <w:spacing w:before="0" w:afterLines="20" w:after="48"/>
         <w:ind w:left="426"/>
         <w:jc w:val="both"/>
